--- a/testakten/gesellschaftsgruender-streit-roeschen-tech/03_Cap_Table_Vor_und_Nach_KE.docx
+++ b/testakten/gesellschaftsgruender-streit-roeschen-tech/03_Cap_Table_Vor_und_Nach_KE.docx
@@ -5,10 +5,13 @@
     <w:p>
       <w:pPr>
         <w:pStyle w:val="Heading1"/>
+        <w:spacing w:after="160" w:line="259" w:lineRule="auto"/>
       </w:pPr>
       <w:r>
         <w:rPr>
           <w:rFonts w:ascii="Times New Roman" w:hAnsi="Times New Roman"/>
+          <w:b/>
+          <w:sz w:val="28"/>
         </w:rPr>
         <w:t>Cap Table — Roeschen Tech GmbH</w:t>
       </w:r>
@@ -16,10 +19,13 @@
     <w:p>
       <w:pPr>
         <w:pStyle w:val="Heading2"/>
+        <w:spacing w:before="120" w:after="60" w:line="259" w:lineRule="auto"/>
       </w:pPr>
       <w:r>
         <w:rPr>
           <w:rFonts w:ascii="Times New Roman" w:hAnsi="Times New Roman"/>
+          <w:b/>
+          <w:sz w:val="22"/>
         </w:rPr>
         <w:t>Stand 1 — Bei Gründung (1. März 2024)</w:t>
       </w:r>
@@ -538,20 +544,28 @@
     </w:tbl>
     <w:p>
       <w:pPr>
+        <w:spacing w:line="259" w:lineRule="auto" w:after="60"/>
         <w:jc w:val="left"/>
       </w:pPr>
       <w:r>
         <w:t>Bewertung: Pre-Money 0 EUR (Gründung mit reinem Stammkapital), Post-Money 30.000 EUR.</w:t>
       </w:r>
     </w:p>
-    <w:p/>
+    <w:p>
+      <w:pPr>
+        <w:spacing w:line="259" w:lineRule="auto" w:after="60"/>
+      </w:pPr>
+    </w:p>
     <w:p>
       <w:pPr>
         <w:pStyle w:val="Heading2"/>
+        <w:spacing w:before="120" w:after="60" w:line="259" w:lineRule="auto"/>
       </w:pPr>
       <w:r>
         <w:rPr>
           <w:rFonts w:ascii="Times New Roman" w:hAnsi="Times New Roman"/>
+          <w:b/>
+          <w:sz w:val="22"/>
         </w:rPr>
         <w:t>Stand 2 — Nach Series A (15. November 2025)</w:t>
       </w:r>
@@ -1328,10 +1342,13 @@
     <w:p>
       <w:pPr>
         <w:pStyle w:val="Heading3"/>
+        <w:spacing w:before="120" w:after="60" w:line="259" w:lineRule="auto"/>
       </w:pPr>
       <w:r>
         <w:rPr>
           <w:rFonts w:ascii="Times New Roman" w:hAnsi="Times New Roman"/>
+          <w:b/>
+          <w:sz w:val="22"/>
         </w:rPr>
         <w:t>Series A Daten</w:t>
       </w:r>
@@ -1339,22 +1356,35 @@
     <w:p>
       <w:pPr>
         <w:pStyle w:val="ListBullet"/>
+        <w:spacing w:before="120" w:after="60" w:line="259" w:lineRule="auto"/>
       </w:pPr>
       <w:r>
+        <w:rPr>
+          <w:rFonts w:ascii="Times New Roman" w:hAnsi="Times New Roman"/>
+          <w:b/>
+          <w:sz w:val="22"/>
+        </w:rPr>
         <w:t>Investment-Volumen: 5.000.000 EUR</w:t>
       </w:r>
     </w:p>
     <w:p>
       <w:pPr>
         <w:pStyle w:val="ListBullet"/>
+        <w:spacing w:before="120" w:after="60" w:line="259" w:lineRule="auto"/>
       </w:pPr>
       <w:r>
+        <w:rPr>
+          <w:rFonts w:ascii="Times New Roman" w:hAnsi="Times New Roman"/>
+          <w:b/>
+          <w:sz w:val="22"/>
+        </w:rPr>
         <w:t>Pre-Money: 15.000.000 EUR</w:t>
       </w:r>
     </w:p>
     <w:p>
       <w:pPr>
         <w:pStyle w:val="ListBullet"/>
+        <w:spacing w:line="259" w:lineRule="auto" w:after="60"/>
       </w:pPr>
       <w:r>
         <w:t>Post-Money: 20.000.000 EUR</w:t>
@@ -1363,6 +1393,7 @@
     <w:p>
       <w:pPr>
         <w:pStyle w:val="ListBullet"/>
+        <w:spacing w:line="259" w:lineRule="auto" w:after="60"/>
       </w:pPr>
       <w:r>
         <w:t>Stahlauge-Anteil: 25 %</w:t>
@@ -1371,6 +1402,7 @@
     <w:p>
       <w:pPr>
         <w:pStyle w:val="ListBullet"/>
+        <w:spacing w:line="259" w:lineRule="auto" w:after="60"/>
       </w:pPr>
       <w:r>
         <w:t>Verwaesserung Gründer: 100 % -&gt; 75 %</w:t>
@@ -1379,6 +1411,7 @@
     <w:p>
       <w:pPr>
         <w:pStyle w:val="Heading3"/>
+        <w:spacing w:line="259" w:lineRule="auto" w:after="60"/>
       </w:pPr>
       <w:r>
         <w:rPr>
@@ -1390,6 +1423,7 @@
     <w:p>
       <w:pPr>
         <w:pStyle w:val="ListBullet"/>
+        <w:spacing w:line="259" w:lineRule="auto" w:after="60"/>
       </w:pPr>
       <w:r>
         <w:t>Andrea: 40 % -&gt; 30 % (Verwaesserung 25 %)</w:t>
@@ -1398,6 +1432,7 @@
     <w:p>
       <w:pPr>
         <w:pStyle w:val="ListBullet"/>
+        <w:spacing w:line="259" w:lineRule="auto" w:after="60"/>
       </w:pPr>
       <w:r>
         <w:t>Bert: 40 % -&gt; 30 % (Verwaesserung 25 %)</w:t>
@@ -1406,15 +1441,21 @@
     <w:p>
       <w:pPr>
         <w:pStyle w:val="ListBullet"/>
+        <w:spacing w:line="259" w:lineRule="auto" w:after="60"/>
       </w:pPr>
       <w:r>
         <w:t>Christine: 20 % -&gt; 15 % (Verwaesserung 25 %)</w:t>
       </w:r>
     </w:p>
-    <w:p/>
+    <w:p>
+      <w:pPr>
+        <w:spacing w:line="259" w:lineRule="auto" w:after="60"/>
+      </w:pPr>
+    </w:p>
     <w:p>
       <w:pPr>
         <w:pStyle w:val="Heading2"/>
+        <w:spacing w:line="259" w:lineRule="auto" w:after="60"/>
       </w:pPr>
       <w:r>
         <w:rPr>
@@ -2046,6 +2087,7 @@
     <w:p>
       <w:pPr>
         <w:pStyle w:val="Heading3"/>
+        <w:spacing w:line="259" w:lineRule="auto" w:after="60"/>
       </w:pPr>
       <w:r>
         <w:rPr>
@@ -2057,6 +2099,7 @@
     <w:p>
       <w:pPr>
         <w:pStyle w:val="ListBullet"/>
+        <w:spacing w:line="259" w:lineRule="auto" w:after="60"/>
       </w:pPr>
       <w:r>
         <w:t>Kapitalerhöhung: + 12.500 EUR (Pi Mu Holding GmbH zeichnet Class C)</w:t>
@@ -2065,6 +2108,7 @@
     <w:p>
       <w:pPr>
         <w:pStyle w:val="ListBullet"/>
+        <w:spacing w:line="259" w:lineRule="auto" w:after="60"/>
       </w:pPr>
       <w:r>
         <w:t>Bezugsrechtsausschluss der bestehenden Gesellschafter</w:t>
@@ -2073,6 +2117,7 @@
     <w:p>
       <w:pPr>
         <w:pStyle w:val="ListBullet"/>
+        <w:spacing w:line="259" w:lineRule="auto" w:after="60"/>
       </w:pPr>
       <w:r>
         <w:t>Investment-Volumen Pi Mu: 12.500.000 EUR (Aufgeld 12.487.500 EUR)</w:t>
@@ -2081,6 +2126,7 @@
     <w:p>
       <w:pPr>
         <w:pStyle w:val="ListBullet"/>
+        <w:spacing w:line="259" w:lineRule="auto" w:after="60"/>
       </w:pPr>
       <w:r>
         <w:t>Pre-Money: 38.500.000 EUR</w:t>
@@ -2089,6 +2135,7 @@
     <w:p>
       <w:pPr>
         <w:pStyle w:val="ListBullet"/>
+        <w:spacing w:line="259" w:lineRule="auto" w:after="60"/>
       </w:pPr>
       <w:r>
         <w:t>Post-Money: 51.000.000 EUR</w:t>
@@ -2097,6 +2144,7 @@
     <w:p>
       <w:pPr>
         <w:pStyle w:val="ListBullet"/>
+        <w:spacing w:line="259" w:lineRule="auto" w:after="60"/>
       </w:pPr>
       <w:r>
         <w:t>Pi Mu-Anteil: 24,51 %</w:t>
@@ -2105,6 +2153,7 @@
     <w:p>
       <w:pPr>
         <w:pStyle w:val="Heading3"/>
+        <w:spacing w:line="259" w:lineRule="auto" w:after="60"/>
       </w:pPr>
       <w:r>
         <w:rPr>
@@ -2116,6 +2165,7 @@
     <w:p>
       <w:pPr>
         <w:pStyle w:val="ListBullet"/>
+        <w:spacing w:line="259" w:lineRule="auto" w:after="60"/>
       </w:pPr>
       <w:r>
         <w:t>Stand 2 (Series A): 15 % der Stimmen</w:t>
@@ -2124,6 +2174,7 @@
     <w:p>
       <w:pPr>
         <w:pStyle w:val="ListBullet"/>
+        <w:spacing w:line="259" w:lineRule="auto" w:after="60"/>
       </w:pPr>
       <w:r>
         <w:t>Stand 3 (Pi Mu): 11,76 % der Stimmen</w:t>
@@ -2131,6 +2182,7 @@
     </w:p>
     <w:p>
       <w:pPr>
+        <w:spacing w:line="259" w:lineRule="auto" w:after="60"/>
         <w:jc w:val="left"/>
       </w:pPr>
       <w:r>
@@ -2146,6 +2198,7 @@
     <w:p>
       <w:pPr>
         <w:pStyle w:val="Heading3"/>
+        <w:spacing w:line="259" w:lineRule="auto" w:after="60"/>
       </w:pPr>
       <w:r>
         <w:rPr>
@@ -2157,6 +2210,7 @@
     <w:p>
       <w:pPr>
         <w:pStyle w:val="ListBullet"/>
+        <w:spacing w:line="259" w:lineRule="auto" w:after="60"/>
       </w:pPr>
       <w:r>
         <w:t>Je 30 % -&gt; 23,53 % (= 21,6 % relativ)</w:t>
@@ -2165,6 +2219,7 @@
     <w:p>
       <w:pPr>
         <w:pStyle w:val="Heading3"/>
+        <w:spacing w:line="259" w:lineRule="auto" w:after="60"/>
       </w:pPr>
       <w:r>
         <w:rPr>
@@ -2176,6 +2231,7 @@
     <w:p>
       <w:pPr>
         <w:pStyle w:val="ListBullet"/>
+        <w:spacing w:line="259" w:lineRule="auto" w:after="60"/>
       </w:pPr>
       <w:r>
         <w:t>Stand 2: 15 % von 20 Mio. = 3 Mio. EUR Anteilswert</w:t>
@@ -2184,6 +2240,7 @@
     <w:p>
       <w:pPr>
         <w:pStyle w:val="ListBullet"/>
+        <w:spacing w:line="259" w:lineRule="auto" w:after="60"/>
       </w:pPr>
       <w:r>
         <w:t>Stand 3: 11,76 % von 51 Mio. = 6 Mio. EUR Anteilswert</w:t>
@@ -2191,6 +2248,7 @@
     </w:p>
     <w:p>
       <w:pPr>
+        <w:spacing w:line="259" w:lineRule="auto" w:after="60"/>
         <w:jc w:val="left"/>
       </w:pPr>
       <w:r>
@@ -2233,10 +2291,15 @@
         <w:t>.</w:t>
       </w:r>
     </w:p>
-    <w:p/>
+    <w:p>
+      <w:pPr>
+        <w:spacing w:line="259" w:lineRule="auto" w:after="60"/>
+      </w:pPr>
+    </w:p>
     <w:p>
       <w:pPr>
         <w:pStyle w:val="Heading2"/>
+        <w:spacing w:line="259" w:lineRule="auto" w:after="60"/>
       </w:pPr>
       <w:r>
         <w:rPr>
@@ -2665,6 +2728,7 @@
     </w:tbl>
     <w:p>
       <w:pPr>
+        <w:spacing w:line="259" w:lineRule="auto" w:after="60"/>
         <w:jc w:val="left"/>
       </w:pPr>
       <w:r>
@@ -2673,6 +2737,7 @@
     </w:p>
     <w:p>
       <w:pPr>
+        <w:spacing w:line="259" w:lineRule="auto" w:after="60"/>
         <w:jc w:val="left"/>
       </w:pPr>
       <w:r>
@@ -2687,6 +2752,7 @@
     </w:p>
     <w:p>
       <w:pPr>
+        <w:spacing w:line="259" w:lineRule="auto" w:after="60"/>
         <w:jc w:val="left"/>
       </w:pPr>
       <w:r>
@@ -2699,10 +2765,15 @@
         <w:t>: hat Christine wirtschaftlich diese Kapazität? Stahlauge und Gründer behaupten, nein.</w:t>
       </w:r>
     </w:p>
-    <w:p/>
+    <w:p>
+      <w:pPr>
+        <w:spacing w:line="259" w:lineRule="auto" w:after="60"/>
+      </w:pPr>
+    </w:p>
     <w:p>
       <w:pPr>
         <w:pStyle w:val="Heading2"/>
+        <w:spacing w:line="259" w:lineRule="auto" w:after="60"/>
       </w:pPr>
       <w:r>
         <w:rPr>
@@ -2714,6 +2785,7 @@
     <w:p>
       <w:pPr>
         <w:pStyle w:val="Heading3"/>
+        <w:spacing w:line="259" w:lineRule="auto" w:after="60"/>
       </w:pPr>
       <w:r>
         <w:rPr>
@@ -2725,6 +2797,7 @@
     <w:p>
       <w:pPr>
         <w:pStyle w:val="ListBullet"/>
+        <w:spacing w:line="259" w:lineRule="auto" w:after="60"/>
       </w:pPr>
       <w:r>
         <w:t>Class B (Stahlauge): 1,5 × 5 Mio. = 7,5 Mio. (Preference)</w:t>
@@ -2733,6 +2806,7 @@
     <w:p>
       <w:pPr>
         <w:pStyle w:val="ListBullet"/>
+        <w:spacing w:line="259" w:lineRule="auto" w:after="60"/>
       </w:pPr>
       <w:r>
         <w:t>Restbetrag: 22,5 Mio. (anteilig auf Anteile)</w:t>
@@ -2741,6 +2815,7 @@
     <w:p>
       <w:pPr>
         <w:pStyle w:val="ListBullet"/>
+        <w:spacing w:line="259" w:lineRule="auto" w:after="60"/>
       </w:pPr>
       <w:r>
         <w:t>Andrea (30 %): 6,75 Mio.</w:t>
@@ -2749,6 +2824,7 @@
     <w:p>
       <w:pPr>
         <w:pStyle w:val="ListBullet"/>
+        <w:spacing w:line="259" w:lineRule="auto" w:after="60"/>
       </w:pPr>
       <w:r>
         <w:t>Bert (30 %): 6,75 Mio.</w:t>
@@ -2757,6 +2833,7 @@
     <w:p>
       <w:pPr>
         <w:pStyle w:val="ListBullet"/>
+        <w:spacing w:line="259" w:lineRule="auto" w:after="60"/>
       </w:pPr>
       <w:r>
         <w:t>Christine (15 %): 3,375 Mio.</w:t>
@@ -2765,6 +2842,7 @@
     <w:p>
       <w:pPr>
         <w:pStyle w:val="ListBullet"/>
+        <w:spacing w:line="259" w:lineRule="auto" w:after="60"/>
       </w:pPr>
       <w:r>
         <w:t>Stahlauge zusätzlich (25 % anteilig, participating): 5,625 Mio.</w:t>
@@ -2773,6 +2851,7 @@
     <w:p>
       <w:pPr>
         <w:pStyle w:val="ListBullet"/>
+        <w:spacing w:line="259" w:lineRule="auto" w:after="60"/>
       </w:pPr>
       <w:r>
         <w:rPr>
@@ -2787,6 +2866,7 @@
     <w:p>
       <w:pPr>
         <w:pStyle w:val="ListBullet"/>
+        <w:spacing w:line="259" w:lineRule="auto" w:after="60"/>
       </w:pPr>
       <w:r>
         <w:rPr>
@@ -2798,6 +2878,7 @@
     <w:p>
       <w:pPr>
         <w:pStyle w:val="ListBullet"/>
+        <w:spacing w:line="259" w:lineRule="auto" w:after="60"/>
       </w:pPr>
       <w:r>
         <w:rPr>
@@ -2809,6 +2890,7 @@
     <w:p>
       <w:pPr>
         <w:pStyle w:val="ListBullet"/>
+        <w:spacing w:line="259" w:lineRule="auto" w:after="60"/>
       </w:pPr>
       <w:r>
         <w:rPr>
@@ -2820,6 +2902,7 @@
     <w:p>
       <w:pPr>
         <w:pStyle w:val="Heading3"/>
+        <w:spacing w:line="259" w:lineRule="auto" w:after="60"/>
       </w:pPr>
       <w:r>
         <w:rPr>
@@ -2831,6 +2914,7 @@
     <w:p>
       <w:pPr>
         <w:pStyle w:val="ListBullet"/>
+        <w:spacing w:line="259" w:lineRule="auto" w:after="60"/>
       </w:pPr>
       <w:r>
         <w:t>Class C (Pi Mu, Liquidation Preference noch zu vereinbaren — angenommen 1x non-participating): 12,5 Mio. (Preference)</w:t>
@@ -2839,6 +2923,7 @@
     <w:p>
       <w:pPr>
         <w:pStyle w:val="ListBullet"/>
+        <w:spacing w:line="259" w:lineRule="auto" w:after="60"/>
       </w:pPr>
       <w:r>
         <w:t>Class B (Stahlauge): 1,5 × 5 Mio. = 7,5 Mio. (Preference)</w:t>
@@ -2847,6 +2932,7 @@
     <w:p>
       <w:pPr>
         <w:pStyle w:val="ListBullet"/>
+        <w:spacing w:line="259" w:lineRule="auto" w:after="60"/>
       </w:pPr>
       <w:r>
         <w:t>Restbetrag: 30 - 12,5 - 7,5 = 10 Mio.</w:t>
@@ -2855,6 +2941,7 @@
     <w:p>
       <w:pPr>
         <w:pStyle w:val="ListBullet"/>
+        <w:spacing w:line="259" w:lineRule="auto" w:after="60"/>
       </w:pPr>
       <w:r>
         <w:t>Andrea (23,53 %): 2,353 Mio.</w:t>
@@ -2863,6 +2950,7 @@
     <w:p>
       <w:pPr>
         <w:pStyle w:val="ListBullet"/>
+        <w:spacing w:line="259" w:lineRule="auto" w:after="60"/>
       </w:pPr>
       <w:r>
         <w:t>Bert (23,53 %): 2,353 Mio.</w:t>
@@ -2871,6 +2959,7 @@
     <w:p>
       <w:pPr>
         <w:pStyle w:val="ListBullet"/>
+        <w:spacing w:line="259" w:lineRule="auto" w:after="60"/>
       </w:pPr>
       <w:r>
         <w:t>Christine (11,76 %): 1,176 Mio.</w:t>
@@ -2879,6 +2968,7 @@
     <w:p>
       <w:pPr>
         <w:pStyle w:val="ListBullet"/>
+        <w:spacing w:line="259" w:lineRule="auto" w:after="60"/>
       </w:pPr>
       <w:r>
         <w:t>Stahlauge zusätzlich (19,61 % participating): 1,961 Mio.</w:t>
@@ -2887,6 +2977,7 @@
     <w:p>
       <w:pPr>
         <w:pStyle w:val="ListBullet"/>
+        <w:spacing w:line="259" w:lineRule="auto" w:after="60"/>
       </w:pPr>
       <w:r>
         <w:t>Pi Mu zusätzlich (24,51 % non-participating — keine zusätzliche Beteiligung): 0</w:t>
@@ -2895,6 +2986,7 @@
     <w:p>
       <w:pPr>
         <w:pStyle w:val="ListBullet"/>
+        <w:spacing w:line="259" w:lineRule="auto" w:after="60"/>
       </w:pPr>
       <w:r>
         <w:rPr>
@@ -2908,6 +3000,7 @@
     </w:p>
     <w:p>
       <w:pPr>
+        <w:spacing w:line="259" w:lineRule="auto" w:after="60"/>
         <w:jc w:val="left"/>
       </w:pPr>
       <w:r>
@@ -2920,10 +3013,15 @@
         <w:t>: 2,2 Mio. EUR im 30-Mio.-Exit-Szenario.</w:t>
       </w:r>
     </w:p>
-    <w:p/>
+    <w:p>
+      <w:pPr>
+        <w:spacing w:line="259" w:lineRule="auto" w:after="60"/>
+      </w:pPr>
+    </w:p>
     <w:p>
       <w:pPr>
         <w:pStyle w:val="Heading2"/>
+        <w:spacing w:line="259" w:lineRule="auto" w:after="60"/>
       </w:pPr>
       <w:r>
         <w:rPr>
@@ -2935,6 +3033,7 @@
     <w:p>
       <w:pPr>
         <w:pStyle w:val="ListNumber"/>
+        <w:spacing w:line="259" w:lineRule="auto" w:after="60"/>
       </w:pPr>
       <w:r>
         <w:t>Verwaesserung von 15 % auf 11,76 % (relativ -21,6 %)</w:t>
@@ -2943,6 +3042,7 @@
     <w:p>
       <w:pPr>
         <w:pStyle w:val="ListNumber"/>
+        <w:spacing w:line="259" w:lineRule="auto" w:after="60"/>
       </w:pPr>
       <w:r>
         <w:t>Stimmrechts-Verlust unter 12 % -&gt; bei vielen Mehrheits-Schwellen nicht mehr relevant</w:t>
@@ -2951,6 +3051,7 @@
     <w:p>
       <w:pPr>
         <w:pStyle w:val="ListNumber"/>
+        <w:spacing w:line="259" w:lineRule="auto" w:after="60"/>
       </w:pPr>
       <w:r>
         <w:t>Im Liquidation-Waterfall: Verlust von 2,2 Mio. EUR in mittleren Exit-Szenarien</w:t>
@@ -2959,6 +3060,7 @@
     <w:p>
       <w:pPr>
         <w:pStyle w:val="ListNumber"/>
+        <w:spacing w:line="259" w:lineRule="auto" w:after="60"/>
       </w:pPr>
       <w:r>
         <w:t xml:space="preserve">Sachliche Rechtfertigung des Bezugsrechtsausschlusses fraglich (Pi Mu bringt </w:t>
@@ -2976,19 +3078,65 @@
     <w:p>
       <w:pPr>
         <w:pStyle w:val="ListNumber"/>
+        <w:spacing w:line="259" w:lineRule="auto" w:after="60"/>
       </w:pPr>
       <w:r>
         <w:t>Christine hätte anteiliges Bezugsrecht ausüben wollen (zumindest für kleineren Betrag) — wurde nicht angefragt</w:t>
       </w:r>
     </w:p>
     <w:sectPr>
+      <w:headerReference w:type="default" r:id="rId9"/>
+      <w:footerReference w:type="default" r:id="rId10"/>
       <w:pgSz w:w="11906" w:h="16838"/>
-      <w:pgMar w:top="1417" w:right="1417" w:bottom="1417" w:left="1417" w:header="720" w:footer="720" w:gutter="0"/>
+      <w:pgMar w:top="1191" w:right="1247" w:bottom="1134" w:left="1361" w:header="720" w:footer="720" w:gutter="0"/>
       <w:cols w:space="720"/>
       <w:docGrid w:linePitch="360"/>
     </w:sectPr>
   </w:body>
 </w:document>
+</file>
+
+<file path=word/footer1.xml><?xml version="1.0" encoding="utf-8"?>
+<w:ftr xmlns:m="http://schemas.openxmlformats.org/officeDocument/2006/math" xmlns:mc="http://schemas.openxmlformats.org/markup-compatibility/2006" xmlns:mo="http://schemas.microsoft.com/office/mac/office/2008/main" xmlns:mv="urn:schemas-microsoft-com:mac:vml" xmlns:o="urn:schemas-microsoft-com:office:office" xmlns:r="http://schemas.openxmlformats.org/officeDocument/2006/relationships" xmlns:v="urn:schemas-microsoft-com:vml" xmlns:w10="urn:schemas-microsoft-com:office:word" xmlns:w14="http://schemas.microsoft.com/office/word/2010/wordml" xmlns:w="http://schemas.openxmlformats.org/wordprocessingml/2006/main" xmlns:wne="http://schemas.microsoft.com/office/word/2006/wordml" xmlns:wp14="http://schemas.microsoft.com/office/word/2010/wordprocessingDrawing" xmlns:wp="http://schemas.openxmlformats.org/drawingml/2006/wordprocessingDrawing" xmlns:wpc="http://schemas.microsoft.com/office/word/2010/wordprocessingCanvas" xmlns:wpg="http://schemas.microsoft.com/office/word/2010/wordprocessingGroup" xmlns:wpi="http://schemas.microsoft.com/office/word/2010/wordprocessingInk" xmlns:wps="http://schemas.microsoft.com/office/word/2010/wordprocessingShape" mc:Ignorable="w14 wp14">
+  <w:p>
+    <w:pPr>
+      <w:pStyle w:val="Footer"/>
+      <w:jc w:val="left"/>
+    </w:pPr>
+    <w:r/>
+    <w:r>
+      <w:rPr>
+        <w:rFonts w:ascii="Times New Roman" w:hAnsi="Times New Roman"/>
+        <w:b w:val="0"/>
+        <w:color w:val="777777"/>
+        <w:sz w:val="17"/>
+      </w:rPr>
+      <w:t>Vertraulich | Bearbeitungsstand Juli 2026 | nur zur Aktenbearbeitung</w:t>
+    </w:r>
+  </w:p>
+</w:ftr>
+</file>
+
+<file path=word/header1.xml><?xml version="1.0" encoding="utf-8"?>
+<w:hdr xmlns:m="http://schemas.openxmlformats.org/officeDocument/2006/math" xmlns:mc="http://schemas.openxmlformats.org/markup-compatibility/2006" xmlns:mo="http://schemas.microsoft.com/office/mac/office/2008/main" xmlns:mv="urn:schemas-microsoft-com:mac:vml" xmlns:o="urn:schemas-microsoft-com:office:office" xmlns:r="http://schemas.openxmlformats.org/officeDocument/2006/relationships" xmlns:v="urn:schemas-microsoft-com:vml" xmlns:w10="urn:schemas-microsoft-com:office:word" xmlns:w14="http://schemas.microsoft.com/office/word/2010/wordml" xmlns:w="http://schemas.openxmlformats.org/wordprocessingml/2006/main" xmlns:wne="http://schemas.microsoft.com/office/word/2006/wordml" xmlns:wp14="http://schemas.microsoft.com/office/word/2010/wordprocessingDrawing" xmlns:wp="http://schemas.openxmlformats.org/drawingml/2006/wordprocessingDrawing" xmlns:wpc="http://schemas.microsoft.com/office/word/2010/wordprocessingCanvas" xmlns:wpg="http://schemas.microsoft.com/office/word/2010/wordprocessingGroup" xmlns:wpi="http://schemas.microsoft.com/office/word/2010/wordprocessingInk" xmlns:wps="http://schemas.microsoft.com/office/word/2010/wordprocessingShape" mc:Ignorable="w14 wp14">
+  <w:p>
+    <w:pPr>
+      <w:pStyle w:val="Header"/>
+      <w:jc w:val="left"/>
+    </w:pPr>
+    <w:r/>
+    <w:r>
+      <w:rPr>
+        <w:rFonts w:ascii="Times New Roman" w:hAnsi="Times New Roman"/>
+        <w:b w:val="0"/>
+        <w:i w:val="0"/>
+        <w:color w:val="666666"/>
+        <w:sz w:val="17"/>
+      </w:rPr>
+      <w:t>Hagemann &amp; Westarp Rechtsanwälte | Gesellschaftsrechtliche Arbeitsakte | Bearbeitungsstand Juli 2026</w:t>
+    </w:r>
+  </w:p>
+</w:hdr>
 </file>
 
 <file path=word/numbering.xml><?xml version="1.0" encoding="utf-8"?>
@@ -3705,11 +3853,12 @@
       <w:contextualSpacing/>
     </w:pPr>
     <w:rPr>
-      <w:rFonts w:asciiTheme="majorHAnsi" w:eastAsiaTheme="majorEastAsia" w:hAnsiTheme="majorHAnsi" w:cstheme="majorBidi"/>
+      <w:rFonts w:asciiTheme="majorHAnsi" w:eastAsiaTheme="majorEastAsia" w:hAnsiTheme="majorHAnsi" w:cstheme="majorBidi" w:ascii="Times New Roman" w:hAnsi="Times New Roman"/>
+      <w:b/>
       <w:color w:val="17365D" w:themeColor="text2" w:themeShade="BF"/>
       <w:spacing w:val="5"/>
       <w:kern w:val="28"/>
-      <w:sz w:val="52"/>
+      <w:sz w:val="30"/>
       <w:szCs w:val="52"/>
     </w:rPr>
   </w:style>
